--- a/CO1 technical part.docx
+++ b/CO1 technical part.docx
@@ -3105,6 +3105,70 @@
           <w:rFonts w:ascii="Arial"/>
           <w:b/>
           <w:i/>
+          <w:spacing w:val="-2"/>
+          <w:sz w:val="24"/>
+        </w:rPr>
+        <w:drawing>
+          <wp:anchor distT="0" distB="0" distL="114300" distR="114300" simplePos="0" relativeHeight="251670528" behindDoc="0" locked="0" layoutInCell="1" allowOverlap="1" wp14:anchorId="31B1A178" wp14:editId="335E197C">
+            <wp:simplePos x="0" y="0"/>
+            <wp:positionH relativeFrom="column">
+              <wp:posOffset>2161540</wp:posOffset>
+            </wp:positionH>
+            <wp:positionV relativeFrom="paragraph">
+              <wp:posOffset>184150</wp:posOffset>
+            </wp:positionV>
+            <wp:extent cx="1790700" cy="501015"/>
+            <wp:effectExtent l="0" t="0" r="0" b="0"/>
+            <wp:wrapTopAndBottom/>
+            <wp:docPr id="76676287" name="Picture 1"/>
+            <wp:cNvGraphicFramePr>
+              <a:graphicFrameLocks xmlns:a="http://schemas.openxmlformats.org/drawingml/2006/main" noChangeAspect="1"/>
+            </wp:cNvGraphicFramePr>
+            <a:graphic xmlns:a="http://schemas.openxmlformats.org/drawingml/2006/main">
+              <a:graphicData uri="http://schemas.openxmlformats.org/drawingml/2006/picture">
+                <pic:pic xmlns:pic="http://schemas.openxmlformats.org/drawingml/2006/picture">
+                  <pic:nvPicPr>
+                    <pic:cNvPr id="76676287" name=""/>
+                    <pic:cNvPicPr/>
+                  </pic:nvPicPr>
+                  <pic:blipFill>
+                    <a:blip r:embed="rId5" cstate="print">
+                      <a:extLst>
+                        <a:ext uri="{28A0092B-C50C-407E-A947-70E740481C1C}">
+                          <a14:useLocalDpi xmlns:a14="http://schemas.microsoft.com/office/drawing/2010/main" val="0"/>
+                        </a:ext>
+                      </a:extLst>
+                    </a:blip>
+                    <a:stretch>
+                      <a:fillRect/>
+                    </a:stretch>
+                  </pic:blipFill>
+                  <pic:spPr>
+                    <a:xfrm>
+                      <a:off x="0" y="0"/>
+                      <a:ext cx="1790700" cy="501015"/>
+                    </a:xfrm>
+                    <a:prstGeom prst="rect">
+                      <a:avLst/>
+                    </a:prstGeom>
+                  </pic:spPr>
+                </pic:pic>
+              </a:graphicData>
+            </a:graphic>
+            <wp14:sizeRelH relativeFrom="margin">
+              <wp14:pctWidth>0</wp14:pctWidth>
+            </wp14:sizeRelH>
+            <wp14:sizeRelV relativeFrom="margin">
+              <wp14:pctHeight>0</wp14:pctHeight>
+            </wp14:sizeRelV>
+          </wp:anchor>
+        </w:drawing>
+      </w:r>
+      <w:r>
+        <w:rPr>
+          <w:rFonts w:ascii="Arial"/>
+          <w:b/>
+          <w:i/>
           <w:sz w:val="24"/>
         </w:rPr>
         <w:t xml:space="preserve">Signature of the </w:t>
@@ -3128,16 +3192,6 @@
           <w:sz w:val="24"/>
         </w:rPr>
         <w:t xml:space="preserve"> </w:t>
-      </w:r>
-      <w:r>
-        <w:rPr>
-          <w:rFonts w:ascii="Arial"/>
-          <w:b/>
-          <w:i/>
-          <w:noProof/>
-          <w:sz w:val="24"/>
-        </w:rPr>
-        <w:t>A. Suraj varma</w:t>
       </w:r>
     </w:p>
     <w:p>
@@ -4984,6 +5038,9 @@
     <w:p/>
     <w:p>
       <w:r>
+        <w:rPr>
+          <w:noProof/>
+        </w:rPr>
         <w:drawing>
           <wp:anchor distT="0" distB="0" distL="114300" distR="114300" simplePos="0" relativeHeight="251660288" behindDoc="1" locked="0" layoutInCell="1" allowOverlap="1" wp14:anchorId="7F219AF7" wp14:editId="38D14E46">
             <wp:simplePos x="0" y="0"/>
@@ -5016,7 +5073,7 @@
                     <pic:cNvPicPr/>
                   </pic:nvPicPr>
                   <pic:blipFill>
-                    <a:blip r:embed="rId5">
+                    <a:blip r:embed="rId6">
                       <a:extLst>
                         <a:ext uri="{28A0092B-C50C-407E-A947-70E740481C1C}">
                           <a14:useLocalDpi xmlns:a14="http://schemas.microsoft.com/office/drawing/2010/main" val="0"/>
@@ -5043,6 +5100,9 @@
         </w:drawing>
       </w:r>
       <w:r>
+        <w:rPr>
+          <w:noProof/>
+        </w:rPr>
         <w:drawing>
           <wp:anchor distT="0" distB="0" distL="114300" distR="114300" simplePos="0" relativeHeight="251653120" behindDoc="1" locked="0" layoutInCell="1" allowOverlap="1" wp14:anchorId="64CDAA5E" wp14:editId="430EC9D1">
             <wp:simplePos x="0" y="0"/>
@@ -5067,7 +5127,7 @@
                     <pic:cNvPicPr/>
                   </pic:nvPicPr>
                   <pic:blipFill>
-                    <a:blip r:embed="rId6">
+                    <a:blip r:embed="rId7">
                       <a:extLst>
                         <a:ext uri="{28A0092B-C50C-407E-A947-70E740481C1C}">
                           <a14:useLocalDpi xmlns:a14="http://schemas.microsoft.com/office/drawing/2010/main" val="0"/>
@@ -5100,6 +5160,9 @@
     <w:p/>
     <w:p>
       <w:r>
+        <w:rPr>
+          <w:noProof/>
+        </w:rPr>
         <w:drawing>
           <wp:anchor distT="0" distB="0" distL="114300" distR="114300" simplePos="0" relativeHeight="251666432" behindDoc="0" locked="0" layoutInCell="1" allowOverlap="1" wp14:anchorId="74A9ED9A" wp14:editId="6B7E8250">
             <wp:simplePos x="0" y="0"/>
@@ -5124,7 +5187,7 @@
                     <pic:cNvPicPr/>
                   </pic:nvPicPr>
                   <pic:blipFill>
-                    <a:blip r:embed="rId7">
+                    <a:blip r:embed="rId8">
                       <a:extLst>
                         <a:ext uri="{28A0092B-C50C-407E-A947-70E740481C1C}">
                           <a14:useLocalDpi xmlns:a14="http://schemas.microsoft.com/office/drawing/2010/main" val="0"/>
@@ -5151,6 +5214,9 @@
         </w:drawing>
       </w:r>
       <w:r>
+        <w:rPr>
+          <w:noProof/>
+        </w:rPr>
         <w:drawing>
           <wp:anchor distT="0" distB="0" distL="114300" distR="114300" simplePos="0" relativeHeight="251664384" behindDoc="0" locked="0" layoutInCell="1" allowOverlap="1" wp14:anchorId="2051C8C4" wp14:editId="6B5C92E9">
             <wp:simplePos x="0" y="0"/>
@@ -5175,7 +5241,7 @@
                     <pic:cNvPicPr/>
                   </pic:nvPicPr>
                   <pic:blipFill>
-                    <a:blip r:embed="rId8">
+                    <a:blip r:embed="rId9">
                       <a:extLst>
                         <a:ext uri="{28A0092B-C50C-407E-A947-70E740481C1C}">
                           <a14:useLocalDpi xmlns:a14="http://schemas.microsoft.com/office/drawing/2010/main" val="0"/>
@@ -5209,6 +5275,9 @@
     <w:p/>
     <w:p>
       <w:r>
+        <w:rPr>
+          <w:noProof/>
+        </w:rPr>
         <w:drawing>
           <wp:anchor distT="0" distB="0" distL="114300" distR="114300" simplePos="0" relativeHeight="251667456" behindDoc="0" locked="0" layoutInCell="1" allowOverlap="1" wp14:anchorId="22808C58" wp14:editId="4F46B196">
             <wp:simplePos x="0" y="0"/>
@@ -5233,7 +5302,7 @@
                     <pic:cNvPicPr/>
                   </pic:nvPicPr>
                   <pic:blipFill>
-                    <a:blip r:embed="rId9">
+                    <a:blip r:embed="rId10">
                       <a:extLst>
                         <a:ext uri="{28A0092B-C50C-407E-A947-70E740481C1C}">
                           <a14:useLocalDpi xmlns:a14="http://schemas.microsoft.com/office/drawing/2010/main" val="0"/>
@@ -5269,6 +5338,9 @@
     <w:p/>
     <w:p>
       <w:r>
+        <w:rPr>
+          <w:noProof/>
+        </w:rPr>
         <w:drawing>
           <wp:anchor distT="0" distB="0" distL="114300" distR="114300" simplePos="0" relativeHeight="251669504" behindDoc="0" locked="0" layoutInCell="1" allowOverlap="1" wp14:anchorId="666988F5" wp14:editId="05A30197">
             <wp:simplePos x="0" y="0"/>
@@ -5293,7 +5365,7 @@
                     <pic:cNvPicPr/>
                   </pic:nvPicPr>
                   <pic:blipFill>
-                    <a:blip r:embed="rId10">
+                    <a:blip r:embed="rId11">
                       <a:extLst>
                         <a:ext uri="{28A0092B-C50C-407E-A947-70E740481C1C}">
                           <a14:useLocalDpi xmlns:a14="http://schemas.microsoft.com/office/drawing/2010/main" val="0"/>
@@ -5327,6 +5399,9 @@
     <w:p/>
     <w:p>
       <w:r>
+        <w:rPr>
+          <w:noProof/>
+        </w:rPr>
         <w:drawing>
           <wp:inline distT="0" distB="0" distL="0" distR="0" wp14:anchorId="68F87E16" wp14:editId="2009F0EE">
             <wp:extent cx="5810292" cy="3238524"/>
@@ -5343,7 +5418,7 @@
                     <pic:cNvPicPr/>
                   </pic:nvPicPr>
                   <pic:blipFill>
-                    <a:blip r:embed="rId11"/>
+                    <a:blip r:embed="rId12"/>
                     <a:stretch>
                       <a:fillRect/>
                     </a:stretch>
@@ -5369,6 +5444,9 @@
     <w:p/>
     <w:p>
       <w:r>
+        <w:rPr>
+          <w:noProof/>
+        </w:rPr>
         <w:drawing>
           <wp:inline distT="0" distB="0" distL="0" distR="0" wp14:anchorId="1DDA5418" wp14:editId="5BD8EE17">
             <wp:extent cx="5819818" cy="3295674"/>
@@ -5385,7 +5463,7 @@
                     <pic:cNvPicPr/>
                   </pic:nvPicPr>
                   <pic:blipFill>
-                    <a:blip r:embed="rId12"/>
+                    <a:blip r:embed="rId13"/>
                     <a:stretch>
                       <a:fillRect/>
                     </a:stretch>
@@ -5408,6 +5486,9 @@
     </w:p>
     <w:p>
       <w:r>
+        <w:rPr>
+          <w:noProof/>
+        </w:rPr>
         <w:lastRenderedPageBreak/>
         <w:drawing>
           <wp:inline distT="0" distB="0" distL="0" distR="0" wp14:anchorId="5188B650" wp14:editId="04C700D2">
@@ -5425,7 +5506,7 @@
                     <pic:cNvPicPr/>
                   </pic:nvPicPr>
                   <pic:blipFill>
-                    <a:blip r:embed="rId13"/>
+                    <a:blip r:embed="rId14"/>
                     <a:stretch>
                       <a:fillRect/>
                     </a:stretch>
@@ -5450,6 +5531,9 @@
     <w:p/>
     <w:p>
       <w:r>
+        <w:rPr>
+          <w:noProof/>
+        </w:rPr>
         <w:drawing>
           <wp:inline distT="0" distB="0" distL="0" distR="0" wp14:anchorId="2A881A56" wp14:editId="42671E4C">
             <wp:extent cx="5857918" cy="3286149"/>
@@ -5466,7 +5550,7 @@
                     <pic:cNvPicPr/>
                   </pic:nvPicPr>
                   <pic:blipFill>
-                    <a:blip r:embed="rId14"/>
+                    <a:blip r:embed="rId15"/>
                     <a:stretch>
                       <a:fillRect/>
                     </a:stretch>
@@ -6118,6 +6202,7 @@
   <w:style w:type="character" w:default="1" w:styleId="DefaultParagraphFont">
     <w:name w:val="Default Paragraph Font"/>
     <w:uiPriority w:val="1"/>
+    <w:semiHidden/>
     <w:unhideWhenUsed/>
   </w:style>
   <w:style w:type="table" w:default="1" w:styleId="TableNormal">
